--- a/1-运维服务目录/0101- 运维服务目录管理制度.docx
+++ b/1-运维服务目录/0101- 运维服务目录管理制度.docx
@@ -106,7 +106,7 @@
         <w:bidi w:val="0"/>
       </w:pPr>
       <w:bookmarkStart w:id="0" w:name="_Toc10904"/>
-      <w:bookmarkStart w:id="1" w:name="_Toc16212"/>
+      <w:bookmarkStart w:id="1" w:name="_Toc19906"/>
       <w:r>
         <w:rPr>
           <w:rFonts w:hint="eastAsia"/>
@@ -133,7 +133,7 @@
           <w:lang w:val="en-US" w:eastAsia="zh-CN"/>
         </w:rPr>
       </w:pPr>
-      <w:bookmarkStart w:id="2" w:name="_Toc638"/>
+      <w:bookmarkStart w:id="2" w:name="_Toc21061"/>
       <w:r>
         <w:t>运维服务目录管理</w:t>
       </w:r>
@@ -397,7 +397,7 @@
                 <w:vertAlign w:val="baseline"/>
                 <w:lang w:val="en-US" w:eastAsia="zh-CN"/>
               </w:rPr>
-              <w:t>编制时间</w:t>
+              <w:t>审核时间</w:t>
             </w:r>
             <w:r>
               <w:rPr>
@@ -1827,7 +1827,7 @@
               <w:rFonts w:hint="eastAsia" w:ascii="宋体" w:hAnsi="宋体" w:eastAsia="宋体" w:cs="宋体"/>
               <w:szCs w:val="24"/>
             </w:rPr>
-            <w:instrText xml:space="preserve"> HYPERLINK \l _Toc16212 </w:instrText>
+            <w:instrText xml:space="preserve"> HYPERLINK \l _Toc19906 </w:instrText>
           </w:r>
           <w:r>
             <w:rPr>
@@ -1850,7 +1850,7 @@
             <w:fldChar w:fldCharType="begin"/>
           </w:r>
           <w:r>
-            <w:instrText xml:space="preserve"> PAGEREF _Toc16212 \h </w:instrText>
+            <w:instrText xml:space="preserve"> PAGEREF _Toc19906 \h </w:instrText>
           </w:r>
           <w:r>
             <w:fldChar w:fldCharType="separate"/>
@@ -1888,7 +1888,7 @@
               <w:rFonts w:hint="eastAsia" w:ascii="宋体" w:hAnsi="宋体" w:eastAsia="宋体" w:cs="宋体"/>
               <w:szCs w:val="24"/>
             </w:rPr>
-            <w:instrText xml:space="preserve"> HYPERLINK \l _Toc638 </w:instrText>
+            <w:instrText xml:space="preserve"> HYPERLINK \l _Toc21061 </w:instrText>
           </w:r>
           <w:r>
             <w:rPr>
@@ -1914,7 +1914,7 @@
             <w:fldChar w:fldCharType="begin"/>
           </w:r>
           <w:r>
-            <w:instrText xml:space="preserve"> PAGEREF _Toc638 \h </w:instrText>
+            <w:instrText xml:space="preserve"> PAGEREF _Toc21061 \h </w:instrText>
           </w:r>
           <w:r>
             <w:fldChar w:fldCharType="separate"/>
@@ -1952,7 +1952,7 @@
               <w:rFonts w:hint="eastAsia" w:ascii="宋体" w:hAnsi="宋体" w:eastAsia="宋体" w:cs="宋体"/>
               <w:szCs w:val="24"/>
             </w:rPr>
-            <w:instrText xml:space="preserve"> HYPERLINK \l _Toc24483 </w:instrText>
+            <w:instrText xml:space="preserve"> HYPERLINK \l _Toc12869 </w:instrText>
           </w:r>
           <w:r>
             <w:rPr>
@@ -1963,11 +1963,14 @@
           </w:r>
           <w:r>
             <w:rPr>
-              <w:rFonts w:hint="default"/>
+              <w:rFonts w:hint="default" w:ascii="黑体" w:hAnsi="黑体" w:eastAsia="黑体" w:cs="黑体"/>
             </w:rPr>
             <w:t xml:space="preserve">1. </w:t>
           </w:r>
           <w:r>
+            <w:rPr>
+              <w:rFonts w:hint="eastAsia" w:ascii="黑体" w:hAnsi="黑体" w:eastAsia="黑体" w:cs="黑体"/>
+            </w:rPr>
             <w:t>目的</w:t>
           </w:r>
           <w:r>
@@ -1977,7 +1980,7 @@
             <w:fldChar w:fldCharType="begin"/>
           </w:r>
           <w:r>
-            <w:instrText xml:space="preserve"> PAGEREF _Toc24483 \h </w:instrText>
+            <w:instrText xml:space="preserve"> PAGEREF _Toc12869 \h </w:instrText>
           </w:r>
           <w:r>
             <w:fldChar w:fldCharType="separate"/>
@@ -2015,7 +2018,7 @@
               <w:rFonts w:hint="eastAsia" w:ascii="宋体" w:hAnsi="宋体" w:eastAsia="宋体" w:cs="宋体"/>
               <w:szCs w:val="24"/>
             </w:rPr>
-            <w:instrText xml:space="preserve"> HYPERLINK \l _Toc6264 </w:instrText>
+            <w:instrText xml:space="preserve"> HYPERLINK \l _Toc286 </w:instrText>
           </w:r>
           <w:r>
             <w:rPr>
@@ -2026,14 +2029,14 @@
           </w:r>
           <w:r>
             <w:rPr>
-              <w:rFonts w:hint="default"/>
+              <w:rFonts w:hint="default" w:ascii="黑体" w:hAnsi="黑体" w:eastAsia="黑体" w:cs="黑体"/>
               <w:lang w:val="en-US" w:eastAsia="zh-CN"/>
             </w:rPr>
             <w:t xml:space="preserve">2. </w:t>
           </w:r>
           <w:r>
             <w:rPr>
-              <w:rFonts w:hint="eastAsia"/>
+              <w:rFonts w:hint="eastAsia" w:ascii="黑体" w:hAnsi="黑体" w:eastAsia="黑体" w:cs="黑体"/>
               <w:lang w:val="en-US" w:eastAsia="zh-CN"/>
             </w:rPr>
             <w:t>原则</w:t>
@@ -2045,7 +2048,7 @@
             <w:fldChar w:fldCharType="begin"/>
           </w:r>
           <w:r>
-            <w:instrText xml:space="preserve"> PAGEREF _Toc6264 \h </w:instrText>
+            <w:instrText xml:space="preserve"> PAGEREF _Toc286 \h </w:instrText>
           </w:r>
           <w:r>
             <w:fldChar w:fldCharType="separate"/>
@@ -2083,7 +2086,7 @@
               <w:rFonts w:hint="eastAsia" w:ascii="宋体" w:hAnsi="宋体" w:eastAsia="宋体" w:cs="宋体"/>
               <w:szCs w:val="24"/>
             </w:rPr>
-            <w:instrText xml:space="preserve"> HYPERLINK \l _Toc28823 </w:instrText>
+            <w:instrText xml:space="preserve"> HYPERLINK \l _Toc25012 </w:instrText>
           </w:r>
           <w:r>
             <w:rPr>
@@ -2094,11 +2097,14 @@
           </w:r>
           <w:r>
             <w:rPr>
-              <w:rFonts w:hint="default"/>
+              <w:rFonts w:hint="default" w:ascii="黑体" w:hAnsi="黑体" w:eastAsia="黑体" w:cs="黑体"/>
             </w:rPr>
             <w:t xml:space="preserve">3. </w:t>
           </w:r>
           <w:r>
+            <w:rPr>
+              <w:rFonts w:hint="eastAsia" w:ascii="黑体" w:hAnsi="黑体" w:eastAsia="黑体" w:cs="黑体"/>
+            </w:rPr>
             <w:t>适用范围</w:t>
           </w:r>
           <w:r>
@@ -2108,7 +2114,7 @@
             <w:fldChar w:fldCharType="begin"/>
           </w:r>
           <w:r>
-            <w:instrText xml:space="preserve"> PAGEREF _Toc28823 \h </w:instrText>
+            <w:instrText xml:space="preserve"> PAGEREF _Toc25012 \h </w:instrText>
           </w:r>
           <w:r>
             <w:fldChar w:fldCharType="separate"/>
@@ -2146,7 +2152,7 @@
               <w:rFonts w:hint="eastAsia" w:ascii="宋体" w:hAnsi="宋体" w:eastAsia="宋体" w:cs="宋体"/>
               <w:szCs w:val="24"/>
             </w:rPr>
-            <w:instrText xml:space="preserve"> HYPERLINK \l _Toc17937 </w:instrText>
+            <w:instrText xml:space="preserve"> HYPERLINK \l _Toc19328 </w:instrText>
           </w:r>
           <w:r>
             <w:rPr>
@@ -2157,11 +2163,14 @@
           </w:r>
           <w:r>
             <w:rPr>
-              <w:rFonts w:hint="default"/>
+              <w:rFonts w:hint="default" w:ascii="黑体" w:hAnsi="黑体" w:eastAsia="黑体" w:cs="黑体"/>
             </w:rPr>
             <w:t xml:space="preserve">4. </w:t>
           </w:r>
           <w:r>
+            <w:rPr>
+              <w:rFonts w:hint="eastAsia" w:ascii="黑体" w:hAnsi="黑体" w:eastAsia="黑体" w:cs="黑体"/>
+            </w:rPr>
             <w:t>职责</w:t>
           </w:r>
           <w:r>
@@ -2171,7 +2180,7 @@
             <w:fldChar w:fldCharType="begin"/>
           </w:r>
           <w:r>
-            <w:instrText xml:space="preserve"> PAGEREF _Toc17937 \h </w:instrText>
+            <w:instrText xml:space="preserve"> PAGEREF _Toc19328 \h </w:instrText>
           </w:r>
           <w:r>
             <w:fldChar w:fldCharType="separate"/>
@@ -2209,7 +2218,7 @@
               <w:rFonts w:hint="eastAsia" w:ascii="宋体" w:hAnsi="宋体" w:eastAsia="宋体" w:cs="宋体"/>
               <w:szCs w:val="24"/>
             </w:rPr>
-            <w:instrText xml:space="preserve"> HYPERLINK \l _Toc15120 </w:instrText>
+            <w:instrText xml:space="preserve"> HYPERLINK \l _Toc21148 </w:instrText>
           </w:r>
           <w:r>
             <w:rPr>
@@ -2234,7 +2243,7 @@
             <w:fldChar w:fldCharType="begin"/>
           </w:r>
           <w:r>
-            <w:instrText xml:space="preserve"> PAGEREF _Toc15120 \h </w:instrText>
+            <w:instrText xml:space="preserve"> PAGEREF _Toc21148 \h </w:instrText>
           </w:r>
           <w:r>
             <w:fldChar w:fldCharType="separate"/>
@@ -2272,7 +2281,7 @@
               <w:rFonts w:hint="eastAsia" w:ascii="宋体" w:hAnsi="宋体" w:eastAsia="宋体" w:cs="宋体"/>
               <w:szCs w:val="24"/>
             </w:rPr>
-            <w:instrText xml:space="preserve"> HYPERLINK \l _Toc3842 </w:instrText>
+            <w:instrText xml:space="preserve"> HYPERLINK \l _Toc31289 </w:instrText>
           </w:r>
           <w:r>
             <w:rPr>
@@ -2302,7 +2311,7 @@
             <w:fldChar w:fldCharType="begin"/>
           </w:r>
           <w:r>
-            <w:instrText xml:space="preserve"> PAGEREF _Toc3842 \h </w:instrText>
+            <w:instrText xml:space="preserve"> PAGEREF _Toc31289 \h </w:instrText>
           </w:r>
           <w:r>
             <w:fldChar w:fldCharType="separate"/>
@@ -2340,7 +2349,7 @@
               <w:rFonts w:hint="eastAsia" w:ascii="宋体" w:hAnsi="宋体" w:eastAsia="宋体" w:cs="宋体"/>
               <w:szCs w:val="24"/>
             </w:rPr>
-            <w:instrText xml:space="preserve"> HYPERLINK \l _Toc206 </w:instrText>
+            <w:instrText xml:space="preserve"> HYPERLINK \l _Toc27969 </w:instrText>
           </w:r>
           <w:r>
             <w:rPr>
@@ -2370,7 +2379,7 @@
             <w:fldChar w:fldCharType="begin"/>
           </w:r>
           <w:r>
-            <w:instrText xml:space="preserve"> PAGEREF _Toc206 \h </w:instrText>
+            <w:instrText xml:space="preserve"> PAGEREF _Toc27969 \h </w:instrText>
           </w:r>
           <w:r>
             <w:fldChar w:fldCharType="separate"/>
@@ -2408,7 +2417,7 @@
               <w:rFonts w:hint="eastAsia" w:ascii="宋体" w:hAnsi="宋体" w:eastAsia="宋体" w:cs="宋体"/>
               <w:szCs w:val="24"/>
             </w:rPr>
-            <w:instrText xml:space="preserve"> HYPERLINK \l _Toc3887 </w:instrText>
+            <w:instrText xml:space="preserve"> HYPERLINK \l _Toc13438 </w:instrText>
           </w:r>
           <w:r>
             <w:rPr>
@@ -2419,11 +2428,14 @@
           </w:r>
           <w:r>
             <w:rPr>
-              <w:rFonts w:hint="default"/>
+              <w:rFonts w:hint="default" w:ascii="黑体" w:hAnsi="黑体" w:eastAsia="黑体" w:cs="黑体"/>
             </w:rPr>
             <w:t xml:space="preserve">5. </w:t>
           </w:r>
           <w:r>
+            <w:rPr>
+              <w:rFonts w:hint="eastAsia" w:ascii="黑体" w:hAnsi="黑体" w:eastAsia="黑体" w:cs="黑体"/>
+            </w:rPr>
             <w:t>具体内容</w:t>
           </w:r>
           <w:r>
@@ -2433,7 +2445,7 @@
             <w:fldChar w:fldCharType="begin"/>
           </w:r>
           <w:r>
-            <w:instrText xml:space="preserve"> PAGEREF _Toc3887 \h </w:instrText>
+            <w:instrText xml:space="preserve"> PAGEREF _Toc13438 \h </w:instrText>
           </w:r>
           <w:r>
             <w:fldChar w:fldCharType="separate"/>
@@ -2471,7 +2483,7 @@
               <w:rFonts w:hint="eastAsia" w:ascii="宋体" w:hAnsi="宋体" w:eastAsia="宋体" w:cs="宋体"/>
               <w:szCs w:val="24"/>
             </w:rPr>
-            <w:instrText xml:space="preserve"> HYPERLINK \l _Toc29356 </w:instrText>
+            <w:instrText xml:space="preserve"> HYPERLINK \l _Toc9211 </w:instrText>
           </w:r>
           <w:r>
             <w:rPr>
@@ -2496,7 +2508,7 @@
             <w:fldChar w:fldCharType="begin"/>
           </w:r>
           <w:r>
-            <w:instrText xml:space="preserve"> PAGEREF _Toc29356 \h </w:instrText>
+            <w:instrText xml:space="preserve"> PAGEREF _Toc9211 \h </w:instrText>
           </w:r>
           <w:r>
             <w:fldChar w:fldCharType="separate"/>
@@ -2534,7 +2546,7 @@
               <w:rFonts w:hint="eastAsia" w:ascii="宋体" w:hAnsi="宋体" w:eastAsia="宋体" w:cs="宋体"/>
               <w:szCs w:val="24"/>
             </w:rPr>
-            <w:instrText xml:space="preserve"> HYPERLINK \l _Toc11913 </w:instrText>
+            <w:instrText xml:space="preserve"> HYPERLINK \l _Toc21334 </w:instrText>
           </w:r>
           <w:r>
             <w:rPr>
@@ -2559,7 +2571,7 @@
             <w:fldChar w:fldCharType="begin"/>
           </w:r>
           <w:r>
-            <w:instrText xml:space="preserve"> PAGEREF _Toc11913 \h </w:instrText>
+            <w:instrText xml:space="preserve"> PAGEREF _Toc21334 \h </w:instrText>
           </w:r>
           <w:r>
             <w:fldChar w:fldCharType="separate"/>
@@ -2597,7 +2609,7 @@
               <w:rFonts w:hint="eastAsia" w:ascii="宋体" w:hAnsi="宋体" w:eastAsia="宋体" w:cs="宋体"/>
               <w:szCs w:val="24"/>
             </w:rPr>
-            <w:instrText xml:space="preserve"> HYPERLINK \l _Toc20839 </w:instrText>
+            <w:instrText xml:space="preserve"> HYPERLINK \l _Toc9087 </w:instrText>
           </w:r>
           <w:r>
             <w:rPr>
@@ -2622,7 +2634,7 @@
             <w:fldChar w:fldCharType="begin"/>
           </w:r>
           <w:r>
-            <w:instrText xml:space="preserve"> PAGEREF _Toc20839 \h </w:instrText>
+            <w:instrText xml:space="preserve"> PAGEREF _Toc9087 \h </w:instrText>
           </w:r>
           <w:r>
             <w:fldChar w:fldCharType="separate"/>
@@ -2660,7 +2672,7 @@
               <w:rFonts w:hint="eastAsia" w:ascii="宋体" w:hAnsi="宋体" w:eastAsia="宋体" w:cs="宋体"/>
               <w:szCs w:val="24"/>
             </w:rPr>
-            <w:instrText xml:space="preserve"> HYPERLINK \l _Toc2332 </w:instrText>
+            <w:instrText xml:space="preserve"> HYPERLINK \l _Toc20808 </w:instrText>
           </w:r>
           <w:r>
             <w:rPr>
@@ -2685,7 +2697,7 @@
             <w:fldChar w:fldCharType="begin"/>
           </w:r>
           <w:r>
-            <w:instrText xml:space="preserve"> PAGEREF _Toc2332 \h </w:instrText>
+            <w:instrText xml:space="preserve"> PAGEREF _Toc20808 \h </w:instrText>
           </w:r>
           <w:r>
             <w:fldChar w:fldCharType="separate"/>
@@ -2723,7 +2735,7 @@
               <w:rFonts w:hint="eastAsia" w:ascii="宋体" w:hAnsi="宋体" w:eastAsia="宋体" w:cs="宋体"/>
               <w:szCs w:val="24"/>
             </w:rPr>
-            <w:instrText xml:space="preserve"> HYPERLINK \l _Toc22012 </w:instrText>
+            <w:instrText xml:space="preserve"> HYPERLINK \l _Toc594 </w:instrText>
           </w:r>
           <w:r>
             <w:rPr>
@@ -2748,7 +2760,7 @@
             <w:fldChar w:fldCharType="begin"/>
           </w:r>
           <w:r>
-            <w:instrText xml:space="preserve"> PAGEREF _Toc22012 \h </w:instrText>
+            <w:instrText xml:space="preserve"> PAGEREF _Toc594 \h </w:instrText>
           </w:r>
           <w:r>
             <w:fldChar w:fldCharType="separate"/>
@@ -2786,7 +2798,7 @@
               <w:rFonts w:hint="eastAsia" w:ascii="宋体" w:hAnsi="宋体" w:eastAsia="宋体" w:cs="宋体"/>
               <w:szCs w:val="24"/>
             </w:rPr>
-            <w:instrText xml:space="preserve"> HYPERLINK \l _Toc21649 </w:instrText>
+            <w:instrText xml:space="preserve"> HYPERLINK \l _Toc16501 </w:instrText>
           </w:r>
           <w:r>
             <w:rPr>
@@ -2811,7 +2823,7 @@
             <w:fldChar w:fldCharType="begin"/>
           </w:r>
           <w:r>
-            <w:instrText xml:space="preserve"> PAGEREF _Toc21649 \h </w:instrText>
+            <w:instrText xml:space="preserve"> PAGEREF _Toc16501 \h </w:instrText>
           </w:r>
           <w:r>
             <w:fldChar w:fldCharType="separate"/>
@@ -2849,7 +2861,7 @@
               <w:rFonts w:hint="eastAsia" w:ascii="宋体" w:hAnsi="宋体" w:eastAsia="宋体" w:cs="宋体"/>
               <w:szCs w:val="24"/>
             </w:rPr>
-            <w:instrText xml:space="preserve"> HYPERLINK \l _Toc9636 </w:instrText>
+            <w:instrText xml:space="preserve"> HYPERLINK \l _Toc20732 </w:instrText>
           </w:r>
           <w:r>
             <w:rPr>
@@ -2879,7 +2891,7 @@
             <w:fldChar w:fldCharType="begin"/>
           </w:r>
           <w:r>
-            <w:instrText xml:space="preserve"> PAGEREF _Toc9636 \h </w:instrText>
+            <w:instrText xml:space="preserve"> PAGEREF _Toc20732 \h </w:instrText>
           </w:r>
           <w:r>
             <w:fldChar w:fldCharType="separate"/>
@@ -2917,7 +2929,7 @@
               <w:rFonts w:hint="eastAsia" w:ascii="宋体" w:hAnsi="宋体" w:eastAsia="宋体" w:cs="宋体"/>
               <w:szCs w:val="24"/>
             </w:rPr>
-            <w:instrText xml:space="preserve"> HYPERLINK \l _Toc5795 </w:instrText>
+            <w:instrText xml:space="preserve"> HYPERLINK \l _Toc17031 </w:instrText>
           </w:r>
           <w:r>
             <w:rPr>
@@ -2928,14 +2940,14 @@
           </w:r>
           <w:r>
             <w:rPr>
-              <w:rFonts w:hint="default"/>
+              <w:rFonts w:hint="default" w:ascii="黑体" w:hAnsi="黑体" w:eastAsia="黑体" w:cs="黑体"/>
               <w:lang w:val="en-US" w:eastAsia="zh-CN"/>
             </w:rPr>
             <w:t xml:space="preserve">6. </w:t>
           </w:r>
           <w:r>
             <w:rPr>
-              <w:rFonts w:hint="eastAsia"/>
+              <w:rFonts w:hint="eastAsia" w:ascii="黑体" w:hAnsi="黑体" w:eastAsia="黑体" w:cs="黑体"/>
               <w:lang w:val="en-US" w:eastAsia="zh-CN"/>
             </w:rPr>
             <w:t>服务目录与其他流程的关系</w:t>
@@ -2947,7 +2959,7 @@
             <w:fldChar w:fldCharType="begin"/>
           </w:r>
           <w:r>
-            <w:instrText xml:space="preserve"> PAGEREF _Toc5795 \h </w:instrText>
+            <w:instrText xml:space="preserve"> PAGEREF _Toc17031 \h </w:instrText>
           </w:r>
           <w:r>
             <w:fldChar w:fldCharType="separate"/>
@@ -2985,7 +2997,7 @@
               <w:rFonts w:hint="eastAsia" w:ascii="宋体" w:hAnsi="宋体" w:eastAsia="宋体" w:cs="宋体"/>
               <w:szCs w:val="24"/>
             </w:rPr>
-            <w:instrText xml:space="preserve"> HYPERLINK \l _Toc30449 </w:instrText>
+            <w:instrText xml:space="preserve"> HYPERLINK \l _Toc14520 </w:instrText>
           </w:r>
           <w:r>
             <w:rPr>
@@ -2996,13 +3008,13 @@
           </w:r>
           <w:r>
             <w:rPr>
-              <w:rFonts w:hint="default"/>
+              <w:rFonts w:hint="default" w:ascii="黑体" w:hAnsi="黑体" w:eastAsia="黑体" w:cs="黑体"/>
             </w:rPr>
             <w:t xml:space="preserve">7. </w:t>
           </w:r>
           <w:r>
             <w:rPr>
-              <w:rFonts w:hint="eastAsia"/>
+              <w:rFonts w:hint="eastAsia" w:ascii="黑体" w:hAnsi="黑体" w:eastAsia="黑体" w:cs="黑体"/>
               <w:lang w:val="en-US" w:eastAsia="zh-CN"/>
             </w:rPr>
             <w:t>附则</w:t>
@@ -3014,7 +3026,7 @@
             <w:fldChar w:fldCharType="begin"/>
           </w:r>
           <w:r>
-            <w:instrText xml:space="preserve"> PAGEREF _Toc30449 \h </w:instrText>
+            <w:instrText xml:space="preserve"> PAGEREF _Toc14520 \h </w:instrText>
           </w:r>
           <w:r>
             <w:fldChar w:fldCharType="separate"/>
@@ -3052,7 +3064,7 @@
               <w:rFonts w:hint="eastAsia" w:ascii="宋体" w:hAnsi="宋体" w:eastAsia="宋体" w:cs="宋体"/>
               <w:szCs w:val="24"/>
             </w:rPr>
-            <w:instrText xml:space="preserve"> HYPERLINK \l _Toc23640 </w:instrText>
+            <w:instrText xml:space="preserve"> HYPERLINK \l _Toc6430 </w:instrText>
           </w:r>
           <w:r>
             <w:rPr>
@@ -3063,13 +3075,13 @@
           </w:r>
           <w:r>
             <w:rPr>
-              <w:rFonts w:hint="default"/>
+              <w:rFonts w:hint="default" w:ascii="黑体" w:hAnsi="黑体" w:eastAsia="黑体" w:cs="黑体"/>
             </w:rPr>
             <w:t xml:space="preserve">8. </w:t>
           </w:r>
           <w:r>
             <w:rPr>
-              <w:rFonts w:hint="eastAsia"/>
+              <w:rFonts w:hint="eastAsia" w:ascii="黑体" w:hAnsi="黑体" w:eastAsia="黑体" w:cs="黑体"/>
               <w:lang w:val="en-US" w:eastAsia="zh-CN"/>
             </w:rPr>
             <w:t>附件</w:t>
@@ -3081,7 +3093,7 @@
             <w:fldChar w:fldCharType="begin"/>
           </w:r>
           <w:r>
-            <w:instrText xml:space="preserve"> PAGEREF _Toc23640 \h </w:instrText>
+            <w:instrText xml:space="preserve"> PAGEREF _Toc6430 \h </w:instrText>
           </w:r>
           <w:r>
             <w:fldChar w:fldCharType="separate"/>
@@ -3119,7 +3131,7 @@
               <w:rFonts w:hint="eastAsia" w:ascii="宋体" w:hAnsi="宋体" w:eastAsia="宋体" w:cs="宋体"/>
               <w:szCs w:val="24"/>
             </w:rPr>
-            <w:instrText xml:space="preserve"> HYPERLINK \l _Toc30878 </w:instrText>
+            <w:instrText xml:space="preserve"> HYPERLINK \l _Toc1199 </w:instrText>
           </w:r>
           <w:r>
             <w:rPr>
@@ -3130,12 +3142,28 @@
           </w:r>
           <w:r>
             <w:rPr>
-              <w:rFonts w:hint="default"/>
+              <w:rFonts w:hint="default" w:ascii="黑体" w:hAnsi="黑体" w:eastAsia="黑体" w:cs="黑体"/>
             </w:rPr>
             <w:t xml:space="preserve">9. </w:t>
           </w:r>
           <w:r>
-            <w:t>相关记录</w:t>
+            <w:rPr>
+              <w:rFonts w:hint="eastAsia" w:ascii="黑体" w:hAnsi="黑体" w:eastAsia="黑体" w:cs="黑体"/>
+            </w:rPr>
+            <w:t>相</w:t>
+          </w:r>
+          <w:r>
+            <w:rPr>
+              <w:rFonts w:hint="eastAsia" w:ascii="黑体" w:hAnsi="黑体" w:eastAsia="黑体" w:cs="黑体"/>
+              <w:lang w:val="en-US" w:eastAsia="zh-CN"/>
+            </w:rPr>
+            <w:t>关</w:t>
+          </w:r>
+          <w:r>
+            <w:rPr>
+              <w:rFonts w:hint="eastAsia" w:ascii="黑体" w:hAnsi="黑体" w:eastAsia="黑体" w:cs="黑体"/>
+            </w:rPr>
+            <w:t>记录</w:t>
           </w:r>
           <w:r>
             <w:tab/>
@@ -3144,7 +3172,7 @@
             <w:fldChar w:fldCharType="begin"/>
           </w:r>
           <w:r>
-            <w:instrText xml:space="preserve"> PAGEREF _Toc30878 \h </w:instrText>
+            <w:instrText xml:space="preserve"> PAGEREF _Toc1199 \h </w:instrText>
           </w:r>
           <w:r>
             <w:fldChar w:fldCharType="separate"/>
@@ -3237,9 +3265,15 @@
         <w:overflowPunct/>
         <w:topLinePunct w:val="0"/>
         <w:bidi w:val="0"/>
-      </w:pPr>
-      <w:bookmarkStart w:id="3" w:name="_Toc24483"/>
-      <w:r>
+        <w:rPr>
+          <w:rFonts w:hint="eastAsia" w:ascii="黑体" w:hAnsi="黑体" w:eastAsia="黑体" w:cs="黑体"/>
+        </w:rPr>
+      </w:pPr>
+      <w:bookmarkStart w:id="3" w:name="_Toc12869"/>
+      <w:r>
+        <w:rPr>
+          <w:rFonts w:hint="eastAsia" w:ascii="黑体" w:hAnsi="黑体" w:eastAsia="黑体" w:cs="黑体"/>
+        </w:rPr>
         <w:t>目的</w:t>
       </w:r>
       <w:bookmarkEnd w:id="3"/>
@@ -3274,14 +3308,14 @@
         <w:topLinePunct w:val="0"/>
         <w:bidi w:val="0"/>
         <w:rPr>
-          <w:rFonts w:hint="eastAsia"/>
+          <w:rFonts w:hint="eastAsia" w:ascii="黑体" w:hAnsi="黑体" w:eastAsia="黑体" w:cs="黑体"/>
           <w:lang w:val="en-US" w:eastAsia="zh-CN"/>
         </w:rPr>
       </w:pPr>
-      <w:bookmarkStart w:id="4" w:name="_Toc6264"/>
-      <w:r>
-        <w:rPr>
-          <w:rFonts w:hint="eastAsia"/>
+      <w:bookmarkStart w:id="4" w:name="_Toc286"/>
+      <w:r>
+        <w:rPr>
+          <w:rFonts w:hint="eastAsia" w:ascii="黑体" w:hAnsi="黑体" w:eastAsia="黑体" w:cs="黑体"/>
           <w:lang w:val="en-US" w:eastAsia="zh-CN"/>
         </w:rPr>
         <w:t>原则</w:t>
@@ -3318,13 +3352,19 @@
         <w:overflowPunct/>
         <w:topLinePunct w:val="0"/>
         <w:bidi w:val="0"/>
+        <w:rPr>
+          <w:rFonts w:hint="eastAsia" w:ascii="黑体" w:hAnsi="黑体" w:eastAsia="黑体" w:cs="黑体"/>
+        </w:rPr>
       </w:pPr>
       <w:bookmarkStart w:id="5" w:name="bookmark4"/>
       <w:bookmarkEnd w:id="5"/>
       <w:bookmarkStart w:id="6" w:name="bookmark3"/>
       <w:bookmarkEnd w:id="6"/>
-      <w:bookmarkStart w:id="7" w:name="_Toc28823"/>
-      <w:r>
+      <w:bookmarkStart w:id="7" w:name="_Toc25012"/>
+      <w:r>
+        <w:rPr>
+          <w:rFonts w:hint="eastAsia" w:ascii="黑体" w:hAnsi="黑体" w:eastAsia="黑体" w:cs="黑体"/>
+        </w:rPr>
         <w:t>适用范围</w:t>
       </w:r>
       <w:bookmarkEnd w:id="7"/>
@@ -3349,17 +3389,23 @@
         <w:overflowPunct/>
         <w:topLinePunct w:val="0"/>
         <w:bidi w:val="0"/>
+        <w:rPr>
+          <w:rFonts w:hint="eastAsia" w:ascii="黑体" w:hAnsi="黑体" w:eastAsia="黑体" w:cs="黑体"/>
+        </w:rPr>
       </w:pPr>
       <w:bookmarkStart w:id="8" w:name="bookmark7"/>
       <w:bookmarkEnd w:id="8"/>
       <w:bookmarkStart w:id="9" w:name="bookmark6"/>
       <w:bookmarkEnd w:id="9"/>
-      <w:bookmarkStart w:id="10" w:name="bookmark5"/>
+      <w:bookmarkStart w:id="10" w:name="bookmark8"/>
       <w:bookmarkEnd w:id="10"/>
-      <w:bookmarkStart w:id="11" w:name="bookmark8"/>
+      <w:bookmarkStart w:id="11" w:name="bookmark5"/>
       <w:bookmarkEnd w:id="11"/>
-      <w:bookmarkStart w:id="12" w:name="_Toc17937"/>
-      <w:r>
+      <w:bookmarkStart w:id="12" w:name="_Toc19328"/>
+      <w:r>
+        <w:rPr>
+          <w:rFonts w:hint="eastAsia" w:ascii="黑体" w:hAnsi="黑体" w:eastAsia="黑体" w:cs="黑体"/>
+        </w:rPr>
         <w:t>职责</w:t>
       </w:r>
       <w:bookmarkEnd w:id="12"/>
@@ -3378,7 +3424,7 @@
       </w:pPr>
       <w:bookmarkStart w:id="13" w:name="bookmark29"/>
       <w:bookmarkEnd w:id="13"/>
-      <w:bookmarkStart w:id="14" w:name="_Toc15120"/>
+      <w:bookmarkStart w:id="14" w:name="_Toc21148"/>
       <w:r>
         <w:t>管理者代表</w:t>
       </w:r>
@@ -3413,7 +3459,7 @@
       <w:bookmarkEnd w:id="15"/>
       <w:bookmarkStart w:id="16" w:name="bookmark9"/>
       <w:bookmarkEnd w:id="16"/>
-      <w:bookmarkStart w:id="17" w:name="_Toc3842"/>
+      <w:bookmarkStart w:id="17" w:name="_Toc31289"/>
       <w:r>
         <w:rPr>
           <w:rFonts w:hint="eastAsia"/>
@@ -3452,7 +3498,7 @@
       <w:bookmarkEnd w:id="18"/>
       <w:bookmarkStart w:id="19" w:name="bookmark11"/>
       <w:bookmarkEnd w:id="19"/>
-      <w:bookmarkStart w:id="20" w:name="_Toc206"/>
+      <w:bookmarkStart w:id="20" w:name="_Toc27969"/>
       <w:r>
         <w:rPr>
           <w:rFonts w:hint="eastAsia"/>
@@ -3482,18 +3528,24 @@
         <w:overflowPunct/>
         <w:topLinePunct w:val="0"/>
         <w:bidi w:val="0"/>
-      </w:pPr>
-      <w:bookmarkStart w:id="21" w:name="bookmark15"/>
+        <w:rPr>
+          <w:rFonts w:hint="eastAsia" w:ascii="黑体" w:hAnsi="黑体" w:eastAsia="黑体" w:cs="黑体"/>
+        </w:rPr>
+      </w:pPr>
+      <w:bookmarkStart w:id="21" w:name="bookmark14"/>
       <w:bookmarkEnd w:id="21"/>
       <w:bookmarkStart w:id="22" w:name="bookmark16"/>
       <w:bookmarkEnd w:id="22"/>
-      <w:bookmarkStart w:id="23" w:name="bookmark14"/>
+      <w:bookmarkStart w:id="23" w:name="bookmark15"/>
       <w:bookmarkEnd w:id="23"/>
       <w:bookmarkStart w:id="24" w:name="bookmark13"/>
       <w:bookmarkEnd w:id="24"/>
       <w:bookmarkStart w:id="25" w:name="_Toc10089"/>
-      <w:bookmarkStart w:id="26" w:name="_Toc3887"/>
-      <w:r>
+      <w:bookmarkStart w:id="26" w:name="_Toc13438"/>
+      <w:r>
+        <w:rPr>
+          <w:rFonts w:hint="eastAsia" w:ascii="黑体" w:hAnsi="黑体" w:eastAsia="黑体" w:cs="黑体"/>
+        </w:rPr>
         <w:t>具体内容</w:t>
       </w:r>
       <w:bookmarkEnd w:id="25"/>
@@ -3513,7 +3565,7 @@
       </w:pPr>
       <w:bookmarkStart w:id="27" w:name="bookmark30"/>
       <w:bookmarkEnd w:id="27"/>
-      <w:bookmarkStart w:id="28" w:name="_Toc29356"/>
+      <w:bookmarkStart w:id="28" w:name="_Toc9211"/>
       <w:r>
         <w:t>建立服务目录</w:t>
       </w:r>
@@ -3681,11 +3733,11 @@
         <w:topLinePunct w:val="0"/>
         <w:bidi w:val="0"/>
       </w:pPr>
-      <w:bookmarkStart w:id="29" w:name="bookmark17"/>
+      <w:bookmarkStart w:id="29" w:name="bookmark18"/>
       <w:bookmarkEnd w:id="29"/>
-      <w:bookmarkStart w:id="30" w:name="bookmark18"/>
+      <w:bookmarkStart w:id="30" w:name="bookmark17"/>
       <w:bookmarkEnd w:id="30"/>
-      <w:bookmarkStart w:id="31" w:name="_Toc11913"/>
+      <w:bookmarkStart w:id="31" w:name="_Toc21334"/>
       <w:r>
         <w:t>监控服务目录</w:t>
       </w:r>
@@ -3761,7 +3813,7 @@
       <w:bookmarkEnd w:id="32"/>
       <w:bookmarkStart w:id="33" w:name="bookmark20"/>
       <w:bookmarkEnd w:id="33"/>
-      <w:bookmarkStart w:id="34" w:name="_Toc20839"/>
+      <w:bookmarkStart w:id="34" w:name="_Toc9087"/>
       <w:r>
         <w:t>定期评审</w:t>
       </w:r>
@@ -3827,11 +3879,11 @@
         <w:topLinePunct w:val="0"/>
         <w:bidi w:val="0"/>
       </w:pPr>
-      <w:bookmarkStart w:id="35" w:name="bookmark21"/>
+      <w:bookmarkStart w:id="35" w:name="bookmark22"/>
       <w:bookmarkEnd w:id="35"/>
-      <w:bookmarkStart w:id="36" w:name="bookmark22"/>
+      <w:bookmarkStart w:id="36" w:name="bookmark21"/>
       <w:bookmarkEnd w:id="36"/>
-      <w:bookmarkStart w:id="37" w:name="_Toc2332"/>
+      <w:bookmarkStart w:id="37" w:name="_Toc20808"/>
       <w:r>
         <w:t>修订和验证</w:t>
       </w:r>
@@ -3924,11 +3976,11 @@
         <w:topLinePunct w:val="0"/>
         <w:bidi w:val="0"/>
       </w:pPr>
-      <w:bookmarkStart w:id="38" w:name="bookmark24"/>
+      <w:bookmarkStart w:id="38" w:name="bookmark23"/>
       <w:bookmarkEnd w:id="38"/>
-      <w:bookmarkStart w:id="39" w:name="bookmark23"/>
+      <w:bookmarkStart w:id="39" w:name="bookmark24"/>
       <w:bookmarkEnd w:id="39"/>
-      <w:bookmarkStart w:id="40" w:name="_Toc22012"/>
+      <w:bookmarkStart w:id="40" w:name="_Toc594"/>
       <w:r>
         <w:t>服务目录的发布</w:t>
       </w:r>
@@ -3951,9 +4003,9 @@
       <w:r>
         <w:t>运维服务目录向运维服务相关部门、公司管理人员发布，并提交质量部</w:t>
       </w:r>
-      <w:bookmarkStart w:id="41" w:name="bookmark25"/>
+      <w:bookmarkStart w:id="41" w:name="bookmark26"/>
       <w:bookmarkEnd w:id="41"/>
-      <w:bookmarkStart w:id="42" w:name="bookmark26"/>
+      <w:bookmarkStart w:id="42" w:name="bookmark25"/>
       <w:bookmarkEnd w:id="42"/>
       <w:r>
         <w:t>归档保存。</w:t>
@@ -3969,7 +4021,7 @@
       <w:r>
         <w:t xml:space="preserve"> </w:t>
       </w:r>
-      <w:bookmarkStart w:id="44" w:name="_Toc21649"/>
+      <w:bookmarkStart w:id="44" w:name="_Toc16501"/>
       <w:r>
         <w:t>服务目录的使用</w:t>
       </w:r>
@@ -4021,7 +4073,7 @@
           <w:lang w:val="en-US" w:eastAsia="zh-CN"/>
         </w:rPr>
       </w:pPr>
-      <w:bookmarkStart w:id="45" w:name="_Toc9636"/>
+      <w:bookmarkStart w:id="45" w:name="_Toc20732"/>
       <w:r>
         <w:rPr>
           <w:rFonts w:hint="eastAsia"/>
@@ -4045,14 +4097,14 @@
         <w:pStyle w:val="29"/>
         <w:bidi w:val="0"/>
         <w:rPr>
-          <w:rFonts w:hint="default"/>
+          <w:rFonts w:hint="eastAsia" w:ascii="黑体" w:hAnsi="黑体" w:eastAsia="黑体" w:cs="黑体"/>
           <w:lang w:val="en-US" w:eastAsia="zh-CN"/>
         </w:rPr>
       </w:pPr>
-      <w:bookmarkStart w:id="46" w:name="_Toc5795"/>
-      <w:r>
-        <w:rPr>
-          <w:rFonts w:hint="eastAsia"/>
+      <w:bookmarkStart w:id="46" w:name="_Toc17031"/>
+      <w:r>
+        <w:rPr>
+          <w:rFonts w:hint="eastAsia" w:ascii="黑体" w:hAnsi="黑体" w:eastAsia="黑体" w:cs="黑体"/>
           <w:lang w:val="en-US" w:eastAsia="zh-CN"/>
         </w:rPr>
         <w:t>服务目录与其他流程的关系</w:t>
@@ -4135,15 +4187,18 @@
         <w:overflowPunct/>
         <w:topLinePunct w:val="0"/>
         <w:bidi w:val="0"/>
+        <w:rPr>
+          <w:rFonts w:hint="eastAsia" w:ascii="黑体" w:hAnsi="黑体" w:eastAsia="黑体" w:cs="黑体"/>
+        </w:rPr>
       </w:pPr>
       <w:bookmarkStart w:id="47" w:name="bookmark27"/>
       <w:bookmarkEnd w:id="47"/>
       <w:bookmarkStart w:id="48" w:name="bookmark28"/>
       <w:bookmarkEnd w:id="48"/>
-      <w:bookmarkStart w:id="49" w:name="_Toc30449"/>
-      <w:r>
-        <w:rPr>
-          <w:rFonts w:hint="eastAsia"/>
+      <w:bookmarkStart w:id="49" w:name="_Toc14520"/>
+      <w:r>
+        <w:rPr>
+          <w:rFonts w:hint="eastAsia" w:ascii="黑体" w:hAnsi="黑体" w:eastAsia="黑体" w:cs="黑体"/>
           <w:lang w:val="en-US" w:eastAsia="zh-CN"/>
         </w:rPr>
         <w:t>附则</w:t>
@@ -4209,11 +4264,14 @@
         <w:overflowPunct/>
         <w:topLinePunct w:val="0"/>
         <w:bidi w:val="0"/>
-      </w:pPr>
-      <w:bookmarkStart w:id="50" w:name="_Toc23640"/>
-      <w:r>
-        <w:rPr>
-          <w:rFonts w:hint="eastAsia"/>
+        <w:rPr>
+          <w:rFonts w:hint="eastAsia" w:ascii="黑体" w:hAnsi="黑体" w:eastAsia="黑体" w:cs="黑体"/>
+        </w:rPr>
+      </w:pPr>
+      <w:bookmarkStart w:id="50" w:name="_Toc6430"/>
+      <w:r>
+        <w:rPr>
+          <w:rFonts w:hint="eastAsia" w:ascii="黑体" w:hAnsi="黑体" w:eastAsia="黑体" w:cs="黑体"/>
           <w:lang w:val="en-US" w:eastAsia="zh-CN"/>
         </w:rPr>
         <w:t>附件</w:t>
@@ -4255,10 +4313,29 @@
         <w:overflowPunct/>
         <w:topLinePunct w:val="0"/>
         <w:bidi w:val="0"/>
-      </w:pPr>
-      <w:bookmarkStart w:id="51" w:name="_Toc30878"/>
-      <w:r>
-        <w:t>相关记录</w:t>
+        <w:rPr>
+          <w:rFonts w:hint="eastAsia" w:ascii="黑体" w:hAnsi="黑体" w:eastAsia="黑体" w:cs="黑体"/>
+        </w:rPr>
+      </w:pPr>
+      <w:bookmarkStart w:id="51" w:name="_Toc1199"/>
+      <w:r>
+        <w:rPr>
+          <w:rFonts w:hint="eastAsia" w:ascii="黑体" w:hAnsi="黑体" w:eastAsia="黑体" w:cs="黑体"/>
+        </w:rPr>
+        <w:t>相</w:t>
+      </w:r>
+      <w:r>
+        <w:rPr>
+          <w:rFonts w:hint="eastAsia" w:ascii="黑体" w:hAnsi="黑体" w:eastAsia="黑体" w:cs="黑体"/>
+          <w:lang w:val="en-US" w:eastAsia="zh-CN"/>
+        </w:rPr>
+        <w:t>关</w:t>
+      </w:r>
+      <w:r>
+        <w:rPr>
+          <w:rFonts w:hint="eastAsia" w:ascii="黑体" w:hAnsi="黑体" w:eastAsia="黑体" w:cs="黑体"/>
+        </w:rPr>
+        <w:t>记录</w:t>
       </w:r>
       <w:bookmarkEnd w:id="51"/>
     </w:p>
@@ -5226,6 +5303,7 @@
   <w:style w:type="paragraph" w:customStyle="1" w:styleId="24">
     <w:name w:val="柴_文档修订信息"/>
     <w:basedOn w:val="1"/>
+    <w:qFormat/>
     <w:uiPriority w:val="0"/>
     <w:pPr>
       <w:widowControl w:val="0"/>
